--- a/docs/Ani Math - zalozenia projektu.docx
+++ b/docs/Ani Math - zalozenia projektu.docx
@@ -546,6 +546,108 @@
         </w:rPr>
         <w:t>Strona powinna być PWA (zgodność ze smartfonem)</w:t>
       </w:r>
+    </w:p>
+    <w:p>
+      <w:pPr>
+        <w:ind w:left="360"/>
+        <w:rPr>
+          <w:sz w:val="32"/>
+          <w:szCs w:val="36"/>
+        </w:rPr>
+      </w:pPr>
+    </w:p>
+    <w:p>
+      <w:pPr>
+        <w:ind w:left="360"/>
+        <w:rPr>
+          <w:sz w:val="32"/>
+          <w:szCs w:val="36"/>
+        </w:rPr>
+      </w:pPr>
+    </w:p>
+    <w:p>
+      <w:pPr>
+        <w:ind w:left="360"/>
+        <w:rPr>
+          <w:sz w:val="32"/>
+          <w:szCs w:val="36"/>
+        </w:rPr>
+      </w:pPr>
+    </w:p>
+    <w:p>
+      <w:pPr>
+        <w:ind w:left="360"/>
+        <w:rPr>
+          <w:sz w:val="32"/>
+          <w:szCs w:val="36"/>
+          <w:lang w:val="en-US"/>
+        </w:rPr>
+      </w:pPr>
+      <w:r>
+        <w:rPr>
+          <w:sz w:val="32"/>
+          <w:szCs w:val="36"/>
+          <w:lang w:val="en-US"/>
+        </w:rPr>
+        <w:lastRenderedPageBreak/>
+        <w:t>Clap</w:t>
+      </w:r>
+    </w:p>
+    <w:p>
+      <w:pPr>
+        <w:ind w:left="360"/>
+        <w:rPr>
+          <w:sz w:val="32"/>
+          <w:szCs w:val="36"/>
+          <w:lang w:val="en-US"/>
+        </w:rPr>
+      </w:pPr>
+      <w:r>
+        <w:rPr>
+          <w:sz w:val="32"/>
+          <w:szCs w:val="36"/>
+          <w:lang w:val="en-US"/>
+        </w:rPr>
+        <w:t>Smile</w:t>
+      </w:r>
+    </w:p>
+    <w:p>
+      <w:pPr>
+        <w:ind w:left="360"/>
+        <w:rPr>
+          <w:sz w:val="32"/>
+          <w:szCs w:val="36"/>
+          <w:lang w:val="en-US"/>
+        </w:rPr>
+      </w:pPr>
+      <w:proofErr w:type="spellStart"/>
+      <w:r>
+        <w:rPr>
+          <w:sz w:val="32"/>
+          <w:szCs w:val="36"/>
+          <w:lang w:val="en-US"/>
+        </w:rPr>
+        <w:t>Highfive</w:t>
+      </w:r>
+      <w:proofErr w:type="spellEnd"/>
+    </w:p>
+    <w:p>
+      <w:pPr>
+        <w:ind w:left="360"/>
+        <w:rPr>
+          <w:sz w:val="32"/>
+          <w:szCs w:val="36"/>
+          <w:lang w:val="en-US"/>
+        </w:rPr>
+      </w:pPr>
+      <w:r>
+        <w:rPr>
+          <w:sz w:val="32"/>
+          <w:szCs w:val="36"/>
+          <w:lang w:val="en-US"/>
+        </w:rPr>
+        <w:t>Bleh</w:t>
+      </w:r>
       <w:bookmarkStart w:id="0" w:name="_GoBack"/>
       <w:bookmarkEnd w:id="0"/>
     </w:p>
@@ -555,6 +657,129 @@
         <w:rPr>
           <w:sz w:val="32"/>
           <w:szCs w:val="36"/>
+          <w:lang w:val="en-US"/>
+        </w:rPr>
+      </w:pPr>
+      <w:proofErr w:type="spellStart"/>
+      <w:r>
+        <w:rPr>
+          <w:sz w:val="32"/>
+          <w:szCs w:val="36"/>
+          <w:lang w:val="en-US"/>
+        </w:rPr>
+        <w:t>Thumbsup</w:t>
+      </w:r>
+      <w:proofErr w:type="spellEnd"/>
+    </w:p>
+    <w:p>
+      <w:pPr>
+        <w:ind w:left="360"/>
+        <w:rPr>
+          <w:sz w:val="32"/>
+          <w:szCs w:val="36"/>
+          <w:lang w:val="en-US"/>
+        </w:rPr>
+      </w:pPr>
+    </w:p>
+    <w:p>
+      <w:pPr>
+        <w:ind w:left="360"/>
+        <w:rPr>
+          <w:sz w:val="32"/>
+          <w:szCs w:val="36"/>
+          <w:lang w:val="en-US"/>
+        </w:rPr>
+      </w:pPr>
+      <w:r>
+        <w:rPr>
+          <w:sz w:val="32"/>
+          <w:szCs w:val="36"/>
+          <w:lang w:val="en-US"/>
+        </w:rPr>
+        <w:t>Bored</w:t>
+      </w:r>
+    </w:p>
+    <w:p>
+      <w:pPr>
+        <w:ind w:left="360"/>
+        <w:rPr>
+          <w:sz w:val="32"/>
+          <w:szCs w:val="36"/>
+          <w:lang w:val="en-US"/>
+        </w:rPr>
+      </w:pPr>
+      <w:proofErr w:type="spellStart"/>
+      <w:r>
+        <w:rPr>
+          <w:sz w:val="32"/>
+          <w:szCs w:val="36"/>
+          <w:lang w:val="en-US"/>
+        </w:rPr>
+        <w:t>Facepalm</w:t>
+      </w:r>
+      <w:proofErr w:type="spellEnd"/>
+    </w:p>
+    <w:p>
+      <w:pPr>
+        <w:ind w:left="360"/>
+        <w:rPr>
+          <w:sz w:val="32"/>
+          <w:szCs w:val="36"/>
+          <w:lang w:val="en-US"/>
+        </w:rPr>
+      </w:pPr>
+      <w:r>
+        <w:rPr>
+          <w:sz w:val="32"/>
+          <w:szCs w:val="36"/>
+          <w:lang w:val="en-US"/>
+        </w:rPr>
+        <w:t>Angry</w:t>
+      </w:r>
+    </w:p>
+    <w:p>
+      <w:pPr>
+        <w:ind w:left="360"/>
+        <w:rPr>
+          <w:sz w:val="32"/>
+          <w:szCs w:val="36"/>
+          <w:lang w:val="en-US"/>
+        </w:rPr>
+      </w:pPr>
+      <w:r>
+        <w:rPr>
+          <w:sz w:val="32"/>
+          <w:szCs w:val="36"/>
+          <w:lang w:val="en-US"/>
+        </w:rPr>
+        <w:t>Nope</w:t>
+      </w:r>
+    </w:p>
+    <w:p>
+      <w:pPr>
+        <w:ind w:left="360"/>
+        <w:rPr>
+          <w:sz w:val="32"/>
+          <w:szCs w:val="36"/>
+          <w:lang w:val="en-US"/>
+        </w:rPr>
+      </w:pPr>
+      <w:r>
+        <w:rPr>
+          <w:sz w:val="32"/>
+          <w:szCs w:val="36"/>
+          <w:lang w:val="en-US"/>
+        </w:rPr>
+        <w:t>slap</w:t>
+      </w:r>
+    </w:p>
+    <w:p>
+      <w:pPr>
+        <w:ind w:left="360"/>
+        <w:rPr>
+          <w:sz w:val="32"/>
+          <w:szCs w:val="36"/>
+          <w:lang w:val="en-US"/>
         </w:rPr>
       </w:pPr>
     </w:p>
@@ -563,6 +788,7 @@
         <w:rPr>
           <w:sz w:val="36"/>
           <w:szCs w:val="36"/>
+          <w:lang w:val="en-US"/>
         </w:rPr>
       </w:pPr>
     </w:p>
